--- a/brief/Proposal Jasa Software Yayasan Bakti Tunas Husada Tasikmalaya.docx
+++ b/brief/Proposal Jasa Software Yayasan Bakti Tunas Husada Tasikmalaya.docx
@@ -531,6 +531,7 @@
                 <w:bCs/>
                 <w:sz w:val="20"/>
                 <w:szCs w:val="20"/>
+                <w:highlight w:val="green"/>
               </w:rPr>
               <w:t>login/Logout</w:t>
             </w:r>
@@ -634,6 +635,7 @@
                 <w:bCs/>
                 <w:sz w:val="20"/>
                 <w:szCs w:val="20"/>
+                <w:highlight w:val="green"/>
               </w:rPr>
               <w:t>Profil</w:t>
             </w:r>
@@ -740,6 +742,7 @@
                 <w:bCs/>
                 <w:sz w:val="20"/>
                 <w:szCs w:val="20"/>
+                <w:highlight w:val="green"/>
               </w:rPr>
               <w:t>Master User</w:t>
             </w:r>
@@ -843,6 +846,7 @@
                 <w:bCs/>
                 <w:sz w:val="20"/>
                 <w:szCs w:val="20"/>
+                <w:highlight w:val="green"/>
               </w:rPr>
               <w:t>Master COA</w:t>
             </w:r>
